--- a/_materials/dogovor-pacienta/out/Приказ-об-утверждении-документов-и-прейскуранта.docx
+++ b/_materials/dogovor-pacienta/out/Приказ-об-утверждении-документов-и-прейскуранта.docx
@@ -112,13 +112,13 @@
         </w:tblBorders>
       </w:tblPr>
       <w:tblGrid>
-        <w:gridCol w:w="5128"/>
-        <w:gridCol w:w="5128"/>
+        <w:gridCol w:w="4961"/>
+        <w:gridCol w:w="4961"/>
       </w:tblGrid>
       <w:tr>
         <w:tc>
           <w:tcPr>
-            <w:tcW w:type="dxa" w:w="5128"/>
+            <w:tcW w:type="dxa" w:w="4961"/>
           </w:tcPr>
           <w:p>
             <w:pPr>
@@ -139,7 +139,7 @@
         </w:tc>
         <w:tc>
           <w:tcPr>
-            <w:tcW w:type="dxa" w:w="5128"/>
+            <w:tcW w:type="dxa" w:w="4961"/>
           </w:tcPr>
           <w:p>
             <w:pPr>
@@ -232,7 +232,7 @@
           <w:i w:val="0"/>
           <w:sz w:val="21"/>
         </w:rPr>
-        <w:t>Утвердить и ввести в действие с «____» __________ 20___ г. формы документов согласно приложению к настоящему приказу (договор, план лечения, дополнительное соглашение, соглашение о рассрочке, акт с гарантийным талоном, информированные добровольные согласия, отказы, согласия на обработку персональных данных, на съёмку и на информирование третьих лиц, памятки пациенту, заявление о возврате денежных средств).</w:t>
+        <w:t>Утвердить и ввести в действие с «____» __________ 20___ г. формы документов согласно приложению к настоящему приказу (договор, план лечения, дополнительное соглашение, соглашение о рассрочке, акт с гарантийным талоном, информированные добровольные согласия, отказы, согласия на обработку персональных данных, на съёмку и на информирование третьих лиц, памятки пациенту, заявление о возврате денежных средств, акт осмотра результата оказанной услуги, уведомление пациенту, заявление о выдаче медицинских документов, лист учёта дозовых нагрузок).</w:t>
       </w:r>
     </w:p>
     <w:p>
@@ -290,7 +290,7 @@
           <w:i w:val="0"/>
           <w:sz w:val="21"/>
         </w:rPr>
-        <w:t>Утвердить прейскурант на платные медицинские услуги и ввести его в действие с «____» __________ 20___ г. Прежний прейскурант признать утратившим силу с этой же даты.</w:t>
+        <w:t>Вести журнал учёта обращений, претензий и запросов пациентов. Назначить ответственным за его ведение ____________________________ (должность, Ф. И. О.). Претензии и любые денежные требования передавать руководителю в день поступления: срок ответа — 10 дней и продлению не подлежит.</w:t>
       </w:r>
     </w:p>
     <w:p>
@@ -319,7 +319,7 @@
           <w:i w:val="0"/>
           <w:sz w:val="21"/>
         </w:rPr>
-        <w:t>Разместить на информационном стенде и на сайте клиники: сведения об организации и лицензии, прейскурант, образцы договоров, Правила внутреннего распорядка, сведения о медицинских работниках и графике их работы, ссылки на рубрикатор клинических рекомендаций, адреса и телефоны контролирующих органов, порядок направления обращений.</w:t>
+        <w:t>Утвердить прейскурант на платные медицинские услуги и ввести его в действие с «____» __________ 20___ г. Прежний прейскурант признать утратившим силу с этой же даты.</w:t>
       </w:r>
     </w:p>
     <w:p>
@@ -348,7 +348,7 @@
           <w:i w:val="0"/>
           <w:sz w:val="21"/>
         </w:rPr>
-        <w:t>Назначить ответственным за организацию обработки персональных данных ____________________________ (должность, Ф. И. О.).</w:t>
+        <w:t>Разместить на информационном стенде и на сайте клиники: сведения об организации и лицензии, прейскурант, образцы договоров, Правила внутреннего распорядка, сведения о медицинских работниках и графике их работы, ссылки на рубрикатор клинических рекомендаций, адреса и телефоны контролирующих органов, порядок направления обращений, Политику в отношении обработки персональных данных.</w:t>
       </w:r>
     </w:p>
     <w:p>
@@ -377,6 +377,35 @@
           <w:i w:val="0"/>
           <w:sz w:val="21"/>
         </w:rPr>
+        <w:t>Утвердить Политику в отношении обработки персональных данных; назначение ответственного за организацию обработки персональных данных, перечень допущенных работников и порядок действий при инциденте определить отдельным приказом об организации обработки и защиты персональных данных (ст. 18.1 и ст. 22.1 Федерального закона от 27.07.2006 № 152-ФЗ).</w:t>
+      </w:r>
+    </w:p>
+    <w:p>
+      <w:pPr>
+        <w:tabs>
+          <w:tab w:pos="510" w:val="left"/>
+        </w:tabs>
+        <w:spacing w:after="60"/>
+        <w:ind w:left="510" w:hanging="510"/>
+        <w:jc w:val="both"/>
+      </w:pPr>
+      <w:r>
+        <w:rPr>
+          <w:rFonts w:ascii="Times New Roman" w:hAnsi="Times New Roman" w:eastAsia="Times New Roman"/>
+          <w:b/>
+          <w:i w:val="0"/>
+          <w:sz w:val="21"/>
+        </w:rPr>
+        <w:t>7.</w:t>
+        <w:tab/>
+      </w:r>
+      <w:r>
+        <w:rPr>
+          <w:rFonts w:ascii="Times New Roman" w:hAnsi="Times New Roman" w:eastAsia="Times New Roman"/>
+          <w:b w:val="0"/>
+          <w:i w:val="0"/>
+          <w:sz w:val="21"/>
+        </w:rPr>
         <w:t>Ознакомить с настоящим приказом работников, участвующих в оказании платных медицинских услуг, под подпись.</w:t>
       </w:r>
     </w:p>
@@ -396,7 +425,7 @@
           <w:i w:val="0"/>
           <w:sz w:val="21"/>
         </w:rPr>
-        <w:t>7.</w:t>
+        <w:t>8.</w:t>
         <w:tab/>
       </w:r>
       <w:r>
@@ -542,7 +571,7 @@
     </w:tbl>
     <w:sectPr>
       <w:footerReference w:type="default" r:id="rId9"/>
-      <w:pgSz w:w="12240" w:h="15840"/>
+      <w:pgSz w:w="11906" w:h="16838"/>
       <w:pgMar w:top="1020" w:right="850" w:bottom="907" w:left="1134" w:header="720" w:footer="720" w:gutter="0"/>
       <w:cols w:space="720"/>
       <w:docGrid w:linePitch="360"/>

--- a/_materials/dogovor-pacienta/out/Приказ-об-утверждении-документов-и-прейскуранта.docx
+++ b/_materials/dogovor-pacienta/out/Приказ-об-утверждении-документов-и-прейскуранта.docx
@@ -232,7 +232,7 @@
           <w:i w:val="0"/>
           <w:sz w:val="21"/>
         </w:rPr>
-        <w:t>Утвердить и ввести в действие с «____» __________ 20___ г. формы документов согласно приложению к настоящему приказу (договор, план лечения, дополнительное соглашение, соглашение о рассрочке, акт с гарантийным талоном, информированные добровольные согласия, отказы, согласия на обработку персональных данных, на съёмку и на информирование третьих лиц, памятки пациенту, заявление о возврате денежных средств, акт осмотра результата оказанной услуги, уведомление пациенту, заявление о выдаче медицинских документов, лист учёта дозовых нагрузок).</w:t>
+        <w:t>Утвердить и ввести в действие с «____» __________ 20___ г. формы документов согласно приложению к настоящему приказу (договор, план лечения, дополнительное соглашение, соглашение о рассрочке, акт с гарантийным талоном, информированные добровольные согласия, отказы, согласия на обработку персональных данных и на съёмку, памятки пациенту, заявление о возврате денежных средств, акт осмотра результата оказанной услуги, уведомление пациенту, заявление о выдаче медицинских документов, лист учёта дозовых нагрузок).</w:t>
       </w:r>
     </w:p>
     <w:p>
